--- a/Smart_Lost_and_Found_Specification_Document.docx
+++ b/Smart_Lost_and_Found_Specification_Document.docx
@@ -6918,7 +6918,7 @@
     <w:p>
       <w:r>
         <w:pict w14:anchorId="123B5D20">
-          <v:rect id="_x0000_i1025" style="width:0;height:1.5pt" o:hralign="center" o:hrstd="t" o:hr="t" fillcolor="#a0a0a0" stroked="f"/>
+          <v:rect id="_x0000_i1057" style="width:0;height:1.5pt" o:hralign="center" o:hrstd="t" o:hr="t" fillcolor="#a0a0a0" stroked="f"/>
         </w:pict>
       </w:r>
     </w:p>
@@ -7282,7 +7282,7 @@
     <w:p>
       <w:r>
         <w:pict w14:anchorId="0A70487B">
-          <v:rect id="_x0000_i1026" style="width:0;height:1.5pt" o:hralign="center" o:hrstd="t" o:hr="t" fillcolor="#a0a0a0" stroked="f"/>
+          <v:rect id="_x0000_i1058" style="width:0;height:1.5pt" o:hralign="center" o:hrstd="t" o:hr="t" fillcolor="#a0a0a0" stroked="f"/>
         </w:pict>
       </w:r>
     </w:p>
@@ -7895,7 +7895,7 @@
     <w:p>
       <w:r>
         <w:pict w14:anchorId="10993E79">
-          <v:rect id="_x0000_i1027" style="width:0;height:1.5pt" o:hralign="center" o:hrstd="t" o:hr="t" fillcolor="#a0a0a0" stroked="f"/>
+          <v:rect id="_x0000_i1059" style="width:0;height:1.5pt" o:hralign="center" o:hrstd="t" o:hr="t" fillcolor="#a0a0a0" stroked="f"/>
         </w:pict>
       </w:r>
     </w:p>
@@ -9277,7 +9277,7 @@
     <w:p>
       <w:r>
         <w:pict w14:anchorId="61FE6CBD">
-          <v:rect id="_x0000_i1028" style="width:0;height:1.5pt" o:hralign="center" o:hrstd="t" o:hr="t" fillcolor="#a0a0a0" stroked="f"/>
+          <v:rect id="_x0000_i1060" style="width:0;height:1.5pt" o:hralign="center" o:hrstd="t" o:hr="t" fillcolor="#a0a0a0" stroked="f"/>
         </w:pict>
       </w:r>
     </w:p>
@@ -9588,7 +9588,7 @@
     <w:p>
       <w:r>
         <w:pict w14:anchorId="789E851E">
-          <v:rect id="_x0000_i1029" style="width:0;height:1.5pt" o:hralign="center" o:hrstd="t" o:hr="t" fillcolor="#a0a0a0" stroked="f"/>
+          <v:rect id="_x0000_i1061" style="width:0;height:1.5pt" o:hralign="center" o:hrstd="t" o:hr="t" fillcolor="#a0a0a0" stroked="f"/>
         </w:pict>
       </w:r>
     </w:p>
@@ -9610,68 +9610,8 @@
     <w:p/>
     <w:p/>
     <w:p/>
-    <w:p>
-      <w:pPr>
-        <w:pStyle w:val="aff2"/>
-      </w:pPr>
-      <w:r>
-        <w:rPr>
-          <w:noProof/>
-        </w:rPr>
-        <w:lastRenderedPageBreak/>
-        <w:drawing>
-          <wp:inline distT="0" distB="0" distL="0" distR="0" wp14:anchorId="3E217874" wp14:editId="724AF20F">
-            <wp:extent cx="6309360" cy="2407920"/>
-            <wp:effectExtent l="0" t="0" r="0" b="0"/>
-            <wp:docPr id="1" name="صورة 1"/>
-            <wp:cNvGraphicFramePr>
-              <a:graphicFrameLocks xmlns:a="http://schemas.openxmlformats.org/drawingml/2006/main" noChangeAspect="1"/>
-            </wp:cNvGraphicFramePr>
-            <a:graphic xmlns:a="http://schemas.openxmlformats.org/drawingml/2006/main">
-              <a:graphicData uri="http://schemas.openxmlformats.org/drawingml/2006/picture">
-                <pic:pic xmlns:pic="http://schemas.openxmlformats.org/drawingml/2006/picture">
-                  <pic:nvPicPr>
-                    <pic:cNvPr id="0" name="Picture 16"/>
-                    <pic:cNvPicPr>
-                      <a:picLocks noChangeAspect="1" noChangeArrowheads="1"/>
-                    </pic:cNvPicPr>
-                  </pic:nvPicPr>
-                  <pic:blipFill>
-                    <a:blip r:embed="rId10">
-                      <a:extLst>
-                        <a:ext uri="{28A0092B-C50C-407E-A947-70E740481C1C}">
-                          <a14:useLocalDpi xmlns:a14="http://schemas.microsoft.com/office/drawing/2010/main" val="0"/>
-                        </a:ext>
-                      </a:extLst>
-                    </a:blip>
-                    <a:srcRect/>
-                    <a:stretch>
-                      <a:fillRect/>
-                    </a:stretch>
-                  </pic:blipFill>
-                  <pic:spPr bwMode="auto">
-                    <a:xfrm>
-                      <a:off x="0" y="0"/>
-                      <a:ext cx="6309360" cy="2407920"/>
-                    </a:xfrm>
-                    <a:prstGeom prst="rect">
-                      <a:avLst/>
-                    </a:prstGeom>
-                    <a:noFill/>
-                    <a:ln>
-                      <a:noFill/>
-                    </a:ln>
-                  </pic:spPr>
-                </pic:pic>
-              </a:graphicData>
-            </a:graphic>
-          </wp:inline>
-        </w:drawing>
-      </w:r>
-    </w:p>
-    <w:p/>
     <w:sectPr>
-      <w:footerReference w:type="default" r:id="rId11"/>
+      <w:footerReference w:type="default" r:id="rId10"/>
       <w:pgSz w:w="12240" w:h="15840"/>
       <w:pgMar w:top="1080" w:right="1152" w:bottom="1080" w:left="1152" w:header="720" w:footer="720" w:gutter="0"/>
       <w:cols w:space="720"/>
